--- a/en/wisdom-stories/Bakhtiyar Sirajov/weeds.docx
+++ b/en/wisdom-stories/Bakhtiyar Sirajov/weeds.docx
@@ -12,7 +12,7 @@
     </w:p>
     <w:p>
       <w:r>
-        <w:t>When we were schoolchildren, we spent the summer holidays with our family in our garden. My late father wanted to accustom us to hard work, so he left us chores while he went to work. We watered the melons he had planted. We carried drinking water from the well in our neighbor Uncle Aghasalim’s garden, since our own well water was unsuitable.</w:t>
+        <w:t>When we were schoolchildren, we spent the summer holidays with our family in our garden. My late father wanted to teach us the value of hard work, so he left us chores to do while he was at work. We watered the melons he had planted. We carried drinking water from the well in our neighbor Uncle Aghasalim’s garden, since the water in our own well was unfit to drink.</w:t>
       </w:r>
     </w:p>
     <w:p>
@@ -20,7 +20,7 @@
         <w:keepNext/>
       </w:pPr>
       <w:r>
-        <w:t>We learned to turn the soil and clear the weeds, but they were not so easy to clear. One day, Father explained, “You must work deeper. Until you remove the roots, the job isn’t finished.”</w:t>
+        <w:t>We learned to turn the soil and pull up weeds, but some were difficult to remove. One day, Father explained, “You must dig deeper. Until you remove the roots, the job isn’t finished.”</w:t>
       </w:r>
     </w:p>
     <w:p>
@@ -43,7 +43,7 @@
         <w:rPr>
           <w:b/>
         </w:rPr>
-        <w:t>Moral: Deal with the roots of a problem and a bad habit. Clearing away only what shows above the surface does not stop it from returning.</w:t>
+        <w:t>Moral: Deal with the roots of problems and bad habits. Removing only what is visible above the surface will not keep them from returning.</w:t>
       </w:r>
     </w:p>
     <w:p>
